--- a/对比差异.docx
+++ b/对比差异.docx
@@ -3,9 +3,6 @@
 <w:document xmlns:wpc="http://schemas.microsoft.com/office/word/2010/wordprocessingCanvas" xmlns:mc="http://schemas.openxmlformats.org/markup-compatibility/2006" xmlns:o="urn:schemas-microsoft-com:office:office" xmlns:r="http://schemas.openxmlformats.org/officeDocument/2006/relationships" xmlns:m="http://schemas.openxmlformats.org/officeDocument/2006/math" xmlns:v="urn:schemas-microsoft-com:vml" xmlns:wp14="http://schemas.microsoft.com/office/word/2010/wordprocessingDrawing" xmlns:wp="http://schemas.openxmlformats.org/drawingml/2006/wordprocessingDrawing" xmlns:w="http://schemas.openxmlformats.org/wordprocessingml/2006/main" xmlns:w14="http://schemas.microsoft.com/office/word/2010/wordml" xmlns:w10="urn:schemas-microsoft-com:office:word" xmlns:w15="http://schemas.microsoft.com/office/word/2012/wordml" xmlns:wpg="http://schemas.microsoft.com/office/word/2010/wordprocessingGroup" xmlns:wpi="http://schemas.microsoft.com/office/word/2010/wordprocessingInk" xmlns:wne="http://schemas.microsoft.com/office/word/2006/wordml" xmlns:wps="http://schemas.microsoft.com/office/word/2010/wordprocessingShape" xmlns:wpsCustomData="http://www.wps.cn/officeDocument/2013/wpsCustomData" mc:Ignorable="w14 w15 wp14">
   <w:body>
     <w:p>
-      <w:pPr>
-        <w:rPr/>
-      </w:pPr>
       <w:r>
         <w:rPr>
           <w:rFonts w:hint="default"/>
@@ -111,477 +108,474 @@
           <w:rFonts w:hint="default"/>
         </w:rPr>
       </w:pPr>
-    </w:p>
-    <w:p>
-      <w:pPr>
-        <w:rPr>
-          <w:rFonts w:hint="default"/>
-        </w:rPr>
-      </w:pPr>
-    </w:p>
-    <w:p>
-      <w:pPr>
-        <w:rPr>
-          <w:rFonts w:hint="default"/>
-        </w:rPr>
-      </w:pPr>
-      <w:r>
-        <w:rPr>
-          <w:rFonts w:hint="default"/>
-        </w:rPr>
-        <w:t>内容全面/内容准确（优秀标准）：截图细则规定重点内容扣分 &lt; 5分/万字或累积扣分 &lt; 10分/万字；您提供的内容要求重点 &lt; 4分/万字或累积 &lt; 8分/万字。</w:t>
-      </w:r>
-    </w:p>
-    <w:p>
-      <w:pPr>
-        <w:rPr>
-          <w:rFonts w:hint="default"/>
-        </w:rPr>
-      </w:pPr>
-    </w:p>
-    <w:p>
-      <w:pPr>
-        <w:rPr>
-          <w:rFonts w:hint="default"/>
-        </w:rPr>
-      </w:pPr>
-    </w:p>
-    <w:p>
-      <w:pPr>
-        <w:rPr>
-          <w:rFonts w:hint="default"/>
-        </w:rPr>
-      </w:pPr>
-      <w:r>
-        <w:rPr>
-          <w:rFonts w:hint="default"/>
-        </w:rPr>
-        <w:t>结构合理（合格/优秀标准）：截图细则规定累积扣分 &lt; 20分/万字（合格）、&lt; 10分/万字（优秀）；您提供的内容要求更为苛刻，变为累积 &lt; 15分/万字（合格）、&lt; 5分/万字（优秀）。</w:t>
-      </w:r>
-    </w:p>
-    <w:p>
-      <w:pPr>
-        <w:rPr>
-          <w:rFonts w:hint="default"/>
-        </w:rPr>
-      </w:pPr>
-    </w:p>
-    <w:p>
-      <w:pPr>
-        <w:rPr>
-          <w:rFonts w:hint="default"/>
-        </w:rPr>
-      </w:pPr>
-      <w:r>
-        <w:rPr>
-          <w:rFonts w:hint="default"/>
-        </w:rPr>
-        <w:t>2. 中医/中药内容处理原则完全相反</w:t>
-      </w:r>
-    </w:p>
-    <w:p>
-      <w:pPr>
-        <w:rPr>
-          <w:rFonts w:hint="default"/>
-        </w:rPr>
-      </w:pPr>
-      <w:r>
-        <w:rPr>
-          <w:rFonts w:hint="eastAsia"/>
-          <w:lang w:eastAsia="zh-CN"/>
-        </w:rPr>
-        <w:t>整合规范6.0</w:t>
-      </w:r>
-      <w:r>
-        <w:rPr>
-          <w:rFonts w:hint="default"/>
-        </w:rPr>
-        <w:t xml:space="preserve">：明确规定“涉及中药、中医、中西医结合等方面的内容不需要保留” 。 </w:t>
-      </w:r>
-    </w:p>
-    <w:p>
-      <w:pPr>
-        <w:rPr>
-          <w:rFonts w:hint="default"/>
-        </w:rPr>
-      </w:pPr>
-      <w:r>
-        <w:rPr>
-          <w:rFonts w:hint="default"/>
-        </w:rPr>
-        <w:t>您提供的内容：却修改为了“有循证证据支持的酌情保留（突发传染病除外，参考新冠处理方式）”。这与</w:t>
-      </w:r>
-      <w:r>
-        <w:rPr>
-          <w:rFonts w:hint="eastAsia"/>
-          <w:lang w:eastAsia="zh-CN"/>
-        </w:rPr>
-        <w:t>整合规范6.0</w:t>
-      </w:r>
-      <w:r>
-        <w:rPr>
-          <w:rFonts w:hint="default"/>
-        </w:rPr>
-        <w:t>的“一刀切”不保留原则完全相悖。</w:t>
-      </w:r>
-    </w:p>
-    <w:p>
-      <w:pPr>
-        <w:rPr>
-          <w:rFonts w:hint="default"/>
-        </w:rPr>
-      </w:pPr>
-    </w:p>
-    <w:p>
-      <w:pPr>
-        <w:rPr>
-          <w:rFonts w:hint="default"/>
-        </w:rPr>
-      </w:pPr>
-      <w:r>
-        <w:rPr>
-          <w:rFonts w:hint="default"/>
-        </w:rPr>
-        <w:t>二、 关键模块与规范的遗漏（缺失）</w:t>
-      </w:r>
-    </w:p>
-    <w:p>
-      <w:pPr>
-        <w:rPr>
-          <w:rFonts w:hint="default"/>
-        </w:rPr>
-      </w:pPr>
-      <w:r>
-        <w:rPr>
-          <w:rFonts w:hint="default"/>
-        </w:rPr>
-        <w:t>您提供的 BUILTIN_CONTENT_SPEC 主要侧重于“疾病”层面的规范，大量丢失了</w:t>
-      </w:r>
-      <w:r>
-        <w:rPr>
-          <w:rFonts w:hint="eastAsia"/>
-          <w:lang w:eastAsia="zh-CN"/>
-        </w:rPr>
-        <w:t>整合规范6.0</w:t>
-      </w:r>
-      <w:r>
-        <w:rPr>
-          <w:rFonts w:hint="default"/>
-        </w:rPr>
-        <w:t>中的排版和特定内容框架约束。</w:t>
-      </w:r>
-    </w:p>
-    <w:p>
-      <w:pPr>
-        <w:rPr>
-          <w:rFonts w:hint="default"/>
-        </w:rPr>
-      </w:pPr>
-      <w:r>
-        <w:rPr>
-          <w:rFonts w:hint="default"/>
-        </w:rPr>
-        <w:t>1. 缺失“症状/体征类”专有结构框架</w:t>
-      </w:r>
-    </w:p>
-    <w:p>
-      <w:pPr>
-        <w:rPr>
-          <w:rFonts w:hint="default"/>
-        </w:rPr>
-      </w:pPr>
-      <w:r>
-        <w:rPr>
-          <w:rFonts w:hint="eastAsia"/>
-          <w:lang w:eastAsia="zh-CN"/>
-        </w:rPr>
-        <w:t>整合规范6.0</w:t>
-      </w:r>
-      <w:r>
-        <w:rPr>
-          <w:rFonts w:hint="default"/>
-        </w:rPr>
-        <w:t xml:space="preserve">专门定义了独立于疾病的“症状/体征类结构框架” 。 </w:t>
-      </w:r>
-    </w:p>
-    <w:p>
-      <w:pPr>
-        <w:rPr>
-          <w:rFonts w:hint="default"/>
-        </w:rPr>
-      </w:pPr>
-      <w:r>
-        <w:rPr>
-          <w:rFonts w:hint="default"/>
-        </w:rPr>
-        <w:t xml:space="preserve">该框架包含了独特的二级目录，例如“初始评估（病史采集、体格检查、辅助检查）”、“诊断思路”、“关联疾病”等 。您提供的内容完全漏掉了这一整套框架体系。 </w:t>
-      </w:r>
-    </w:p>
-    <w:p>
-      <w:pPr>
-        <w:rPr>
-          <w:rFonts w:hint="default"/>
-        </w:rPr>
-      </w:pPr>
-      <w:r>
-        <w:rPr>
-          <w:rFonts w:hint="default"/>
-        </w:rPr>
-        <w:t>2. 缺失具体的推荐意见（证据等级）格式规范</w:t>
-      </w:r>
-    </w:p>
-    <w:p>
-      <w:pPr>
-        <w:rPr>
-          <w:rFonts w:hint="default"/>
-        </w:rPr>
-      </w:pPr>
-      <w:r>
-        <w:rPr>
-          <w:rFonts w:hint="eastAsia"/>
-          <w:lang w:eastAsia="zh-CN"/>
-        </w:rPr>
-        <w:t>整合规范6.0</w:t>
-      </w:r>
-      <w:r>
-        <w:rPr>
-          <w:rFonts w:hint="default"/>
-        </w:rPr>
-        <w:t xml:space="preserve">规定了严格的推荐意见书写格式：“（推荐等级：X，证据等级：XX）” 。 </w:t>
-      </w:r>
-    </w:p>
-    <w:p>
-      <w:pPr>
-        <w:rPr>
-          <w:rFonts w:hint="default"/>
-        </w:rPr>
-      </w:pPr>
-      <w:r>
-        <w:rPr>
-          <w:rFonts w:hint="eastAsia"/>
-          <w:lang w:eastAsia="zh-CN"/>
-        </w:rPr>
-        <w:t>整合规范6.0</w:t>
-      </w:r>
-      <w:r>
-        <w:rPr>
-          <w:rFonts w:hint="default"/>
-        </w:rPr>
-        <w:t xml:space="preserve">强调，中国或国际权威指南认可的证据等级（如1A、2B、A、B、C）应保留，而其他等级（如1+++）应删除 。 </w:t>
-      </w:r>
-    </w:p>
-    <w:p>
-      <w:pPr>
-        <w:rPr>
-          <w:rFonts w:hint="default"/>
-        </w:rPr>
-      </w:pPr>
-      <w:r>
-        <w:rPr>
-          <w:rFonts w:hint="eastAsia"/>
-          <w:lang w:eastAsia="zh-CN"/>
-        </w:rPr>
-        <w:t>整合规范6.0</w:t>
-      </w:r>
-      <w:r>
-        <w:rPr>
-          <w:rFonts w:hint="default"/>
-        </w:rPr>
-        <w:t xml:space="preserve">特别指出“推荐意见尽量不要单独列一行”，应直接放在标题下作为总结语句，不建议作为小标题 。您提供的内容遗漏了上述具体的排版操作细节。 </w:t>
-      </w:r>
-    </w:p>
-    <w:p>
-      <w:pPr>
-        <w:rPr>
-          <w:rFonts w:hint="default"/>
-        </w:rPr>
-      </w:pPr>
-    </w:p>
-    <w:p>
-      <w:pPr>
-        <w:rPr>
-          <w:rFonts w:hint="default"/>
-        </w:rPr>
-      </w:pPr>
-      <w:r>
-        <w:rPr>
-          <w:rFonts w:hint="default"/>
-        </w:rPr>
-        <w:t>3. 缺失“链接与锚点”操作规范</w:t>
-      </w:r>
-    </w:p>
-    <w:p>
-      <w:pPr>
-        <w:rPr>
-          <w:rFonts w:hint="default"/>
-        </w:rPr>
-      </w:pPr>
-    </w:p>
-    <w:p>
-      <w:pPr>
-        <w:rPr>
-          <w:rFonts w:hint="default"/>
-        </w:rPr>
-      </w:pPr>
-      <w:r>
-        <w:rPr>
-          <w:rFonts w:hint="eastAsia"/>
-          <w:lang w:eastAsia="zh-CN"/>
-        </w:rPr>
-        <w:t>整合规范6.0</w:t>
-      </w:r>
-      <w:r>
-        <w:rPr>
-          <w:rFonts w:hint="default"/>
-        </w:rPr>
-        <w:t xml:space="preserve">详细说明了“上下文锚点”的定义和操作，要求在词条不同字段存在关联时，使用“详见「上文」/「下文」”的固定语句进行跳转锚定 。您提供的内容完全没有提及锚点和内部链接。 </w:t>
-      </w:r>
-    </w:p>
-    <w:p>
-      <w:pPr>
-        <w:rPr>
-          <w:rFonts w:hint="default"/>
-        </w:rPr>
-      </w:pPr>
-    </w:p>
-    <w:p>
-      <w:pPr>
-        <w:rPr>
-          <w:rFonts w:hint="default"/>
-        </w:rPr>
-      </w:pPr>
-      <w:r>
-        <w:rPr>
-          <w:rFonts w:hint="default"/>
-        </w:rPr>
-        <w:t>4. 缺失排版与标点符号细节（空格与序号）</w:t>
-      </w:r>
-    </w:p>
-    <w:p>
-      <w:pPr>
-        <w:rPr>
-          <w:rFonts w:hint="default"/>
-        </w:rPr>
-      </w:pPr>
-      <w:r>
-        <w:rPr>
-          <w:rFonts w:hint="default"/>
-        </w:rPr>
-        <w:t>空格处理：</w:t>
-      </w:r>
-      <w:r>
-        <w:rPr>
-          <w:rFonts w:hint="eastAsia"/>
-          <w:lang w:eastAsia="zh-CN"/>
-        </w:rPr>
-        <w:t>整合规范6.0</w:t>
-      </w:r>
-      <w:r>
-        <w:rPr>
-          <w:rFonts w:hint="default"/>
-        </w:rPr>
-        <w:t xml:space="preserve">要求在数字和单位、中文和数字、中文和英文之间保留一个空格（如 300 mg） 。同时列举了明确的例外情况，要求删除基因型（如 FAB-AML-M3）、推荐等级（如 ⅠA）、FEV1以及百分比（如 94%）之间的多余空格 。 </w:t>
-      </w:r>
-    </w:p>
-    <w:p>
-      <w:pPr>
-        <w:rPr>
-          <w:rFonts w:hint="default"/>
-        </w:rPr>
-      </w:pPr>
-      <w:r>
-        <w:rPr>
-          <w:rFonts w:hint="default"/>
-        </w:rPr>
-        <w:t>标题序号：</w:t>
-      </w:r>
-      <w:r>
-        <w:rPr>
-          <w:rFonts w:hint="eastAsia"/>
-          <w:lang w:eastAsia="zh-CN"/>
-        </w:rPr>
-        <w:t>整合规范6.0</w:t>
-      </w:r>
-      <w:r>
-        <w:rPr>
-          <w:rFonts w:hint="default"/>
-        </w:rPr>
-        <w:t xml:space="preserve">规定了严格的层级序号选择顺序：“一、（一）1、（1）1）① a. I.” 。您提供的内容缺失了这一层级标准。 </w:t>
-      </w:r>
-    </w:p>
-    <w:p>
-      <w:pPr>
-        <w:rPr>
-          <w:rFonts w:hint="default"/>
-        </w:rPr>
-      </w:pPr>
-    </w:p>
-    <w:p>
-      <w:pPr>
-        <w:rPr>
-          <w:rFonts w:hint="default"/>
-        </w:rPr>
-      </w:pPr>
-      <w:r>
-        <w:rPr>
-          <w:rFonts w:hint="default"/>
-        </w:rPr>
-        <w:t>三、 额外附加的冗余信息</w:t>
-      </w:r>
-    </w:p>
-    <w:p>
-      <w:pPr>
-        <w:rPr>
-          <w:rFonts w:hint="default"/>
-        </w:rPr>
-      </w:pPr>
-      <w:r>
-        <w:rPr>
-          <w:rFonts w:hint="default"/>
-        </w:rPr>
-        <w:t>1. 凭空多出的“参考信息源评估标准”</w:t>
-      </w:r>
-    </w:p>
-    <w:p>
-      <w:pPr>
-        <w:rPr>
-          <w:rFonts w:hint="default"/>
-        </w:rPr>
-      </w:pPr>
-      <w:r>
-        <w:rPr>
-          <w:rFonts w:hint="default"/>
-        </w:rPr>
-        <w:t>您在提示词中提供了整个 BUILTIN_REF_EVAL_STANDARD 模块（包含权威性、证据等级、时效性、全面性等详细的评级标准如“强烈推荐”、“推荐”、“可用”等分级）。</w:t>
-      </w:r>
-    </w:p>
-    <w:p>
-      <w:pPr>
-        <w:rPr>
-          <w:rFonts w:hint="default"/>
-        </w:rPr>
-      </w:pPr>
-      <w:r>
-        <w:rPr>
-          <w:rFonts w:hint="default"/>
-        </w:rPr>
-        <w:t>比对结果：</w:t>
-      </w:r>
-      <w:r>
-        <w:rPr>
-          <w:rFonts w:hint="eastAsia"/>
-          <w:lang w:eastAsia="zh-CN"/>
-        </w:rPr>
-        <w:t>整合规范6.0</w:t>
-      </w:r>
-      <w:r>
-        <w:rPr>
-          <w:rFonts w:hint="default"/>
-        </w:rPr>
-        <w:t>与</w:t>
-      </w:r>
       <w:bookmarkStart w:id="0" w:name="_GoBack"/>
       <w:bookmarkEnd w:id="0"/>
+    </w:p>
+    <w:p>
+      <w:pPr>
+        <w:rPr>
+          <w:rFonts w:hint="default"/>
+        </w:rPr>
+      </w:pPr>
+      <w:r>
+        <w:rPr>
+          <w:rFonts w:hint="default"/>
+        </w:rPr>
+        <w:t>内容全面/内容准确（优秀标准）：截图细则规定重点内容扣分 &lt; 5分/万字或累积扣分 &lt; 10分/万字；您提供的内容要求重点 &lt; 4分/万字或累积 &lt; 8分/万字。</w:t>
+      </w:r>
+    </w:p>
+    <w:p>
+      <w:pPr>
+        <w:rPr>
+          <w:rFonts w:hint="default"/>
+        </w:rPr>
+      </w:pPr>
+    </w:p>
+    <w:p>
+      <w:pPr>
+        <w:rPr>
+          <w:rFonts w:hint="default"/>
+        </w:rPr>
+      </w:pPr>
+      <w:r>
+        <w:rPr>
+          <w:rFonts w:hint="default"/>
+        </w:rPr>
+        <w:t>结构合理（合格/优秀标准）：截图细则规定累积扣分 &lt; 20分/万字（合格）、&lt; 10分/万字（优秀）；您提供的内容要求更为苛刻，变为累积 &lt; 15分/万字（合格）、&lt; 5分/万字（优秀）。</w:t>
+      </w:r>
+    </w:p>
+    <w:p>
+      <w:pPr>
+        <w:rPr>
+          <w:rFonts w:hint="default"/>
+        </w:rPr>
+      </w:pPr>
+    </w:p>
+    <w:p>
+      <w:pPr>
+        <w:rPr>
+          <w:rFonts w:hint="default"/>
+          <w:color w:val="0000FF"/>
+        </w:rPr>
+      </w:pPr>
+      <w:r>
+        <w:rPr>
+          <w:rFonts w:hint="default"/>
+          <w:color w:val="0000FF"/>
+        </w:rPr>
+        <w:t>2. 中医/中药内容处理原则完全相反</w:t>
+      </w:r>
+    </w:p>
+    <w:p>
+      <w:pPr>
+        <w:rPr>
+          <w:rFonts w:hint="default"/>
+        </w:rPr>
+      </w:pPr>
+      <w:r>
+        <w:rPr>
+          <w:rFonts w:hint="eastAsia"/>
+          <w:lang w:eastAsia="zh-CN"/>
+        </w:rPr>
+        <w:t>整合规范6.0</w:t>
+      </w:r>
+      <w:r>
+        <w:rPr>
+          <w:rFonts w:hint="default"/>
+        </w:rPr>
+        <w:t xml:space="preserve">：明确规定“涉及中药、中医、中西医结合等方面的内容不需要保留” 。 </w:t>
+      </w:r>
+    </w:p>
+    <w:p>
+      <w:pPr>
+        <w:rPr>
+          <w:rFonts w:hint="default"/>
+        </w:rPr>
+      </w:pPr>
+      <w:r>
+        <w:rPr>
+          <w:rFonts w:hint="default"/>
+        </w:rPr>
+        <w:t>您提供的内容：却修改为了“有循证证据支持的酌情保留（突发传染病除外，参考新冠处理方式）”。这与</w:t>
+      </w:r>
+      <w:r>
+        <w:rPr>
+          <w:rFonts w:hint="eastAsia"/>
+          <w:lang w:eastAsia="zh-CN"/>
+        </w:rPr>
+        <w:t>整合规范6.0</w:t>
+      </w:r>
+      <w:r>
+        <w:rPr>
+          <w:rFonts w:hint="default"/>
+        </w:rPr>
+        <w:t>的“一刀切”不保留原则完全相悖。</w:t>
+      </w:r>
+    </w:p>
+    <w:p>
+      <w:pPr>
+        <w:rPr>
+          <w:rFonts w:hint="default"/>
+        </w:rPr>
+      </w:pPr>
+    </w:p>
+    <w:p>
+      <w:pPr>
+        <w:rPr>
+          <w:rFonts w:hint="default"/>
+        </w:rPr>
+      </w:pPr>
+      <w:r>
+        <w:rPr>
+          <w:rFonts w:hint="default"/>
+        </w:rPr>
+        <w:t>二、 关键模块与规范的遗漏（缺失）</w:t>
+      </w:r>
+    </w:p>
+    <w:p>
+      <w:pPr>
+        <w:rPr>
+          <w:rFonts w:hint="default"/>
+          <w:color w:val="0000FF"/>
+        </w:rPr>
+      </w:pPr>
+      <w:r>
+        <w:rPr>
+          <w:rFonts w:hint="default"/>
+        </w:rPr>
+        <w:t>您提供的 BUILTIN_CONTENT_SPEC 主要侧重于“疾病”层面的规范，</w:t>
+      </w:r>
+      <w:r>
+        <w:rPr>
+          <w:rFonts w:hint="default"/>
+          <w:color w:val="0000FF"/>
+        </w:rPr>
+        <w:t>大量丢失了</w:t>
+      </w:r>
+      <w:r>
+        <w:rPr>
+          <w:rFonts w:hint="eastAsia"/>
+          <w:color w:val="0000FF"/>
+          <w:lang w:eastAsia="zh-CN"/>
+        </w:rPr>
+        <w:t>整合规范6.0</w:t>
+      </w:r>
+      <w:r>
+        <w:rPr>
+          <w:rFonts w:hint="default"/>
+          <w:color w:val="0000FF"/>
+        </w:rPr>
+        <w:t>中的排版和特定内容框架约束。</w:t>
+      </w:r>
+    </w:p>
+    <w:p>
+      <w:pPr>
+        <w:rPr>
+          <w:rFonts w:hint="default"/>
+          <w:color w:val="0000FF"/>
+        </w:rPr>
+      </w:pPr>
+      <w:r>
+        <w:rPr>
+          <w:rFonts w:hint="default"/>
+          <w:color w:val="0000FF"/>
+        </w:rPr>
+        <w:t>1. 缺失“症状/体征类”专有结构框架</w:t>
+      </w:r>
+    </w:p>
+    <w:p>
+      <w:pPr>
+        <w:rPr>
+          <w:rFonts w:hint="default"/>
+        </w:rPr>
+      </w:pPr>
+      <w:r>
+        <w:rPr>
+          <w:rFonts w:hint="eastAsia"/>
+          <w:lang w:eastAsia="zh-CN"/>
+        </w:rPr>
+        <w:t>整合规范6.0</w:t>
+      </w:r>
+      <w:r>
+        <w:rPr>
+          <w:rFonts w:hint="default"/>
+        </w:rPr>
+        <w:t xml:space="preserve">专门定义了独立于疾病的“症状/体征类结构框架” 。 </w:t>
+      </w:r>
+    </w:p>
+    <w:p>
+      <w:pPr>
+        <w:rPr>
+          <w:rFonts w:hint="default"/>
+        </w:rPr>
+      </w:pPr>
+      <w:r>
+        <w:rPr>
+          <w:rFonts w:hint="default"/>
+        </w:rPr>
+        <w:t xml:space="preserve">该框架包含了独特的二级目录，例如“初始评估（病史采集、体格检查、辅助检查）”、“诊断思路”、“关联疾病”等 。您提供的内容完全漏掉了这一整套框架体系。 </w:t>
+      </w:r>
+    </w:p>
+    <w:p>
+      <w:pPr>
+        <w:rPr>
+          <w:rFonts w:hint="default"/>
+          <w:color w:val="0000FF"/>
+        </w:rPr>
+      </w:pPr>
+      <w:r>
+        <w:rPr>
+          <w:rFonts w:hint="default"/>
+          <w:color w:val="0000FF"/>
+        </w:rPr>
+        <w:t>2. 缺失具体的推荐意见（证据等级）格式规范</w:t>
+      </w:r>
+    </w:p>
+    <w:p>
+      <w:pPr>
+        <w:rPr>
+          <w:rFonts w:hint="default"/>
+        </w:rPr>
+      </w:pPr>
+      <w:r>
+        <w:rPr>
+          <w:rFonts w:hint="eastAsia"/>
+          <w:lang w:eastAsia="zh-CN"/>
+        </w:rPr>
+        <w:t>整合规范6.0</w:t>
+      </w:r>
+      <w:r>
+        <w:rPr>
+          <w:rFonts w:hint="default"/>
+        </w:rPr>
+        <w:t xml:space="preserve">规定了严格的推荐意见书写格式：“（推荐等级：X，证据等级：XX）” 。 </w:t>
+      </w:r>
+    </w:p>
+    <w:p>
+      <w:pPr>
+        <w:rPr>
+          <w:rFonts w:hint="default"/>
+        </w:rPr>
+      </w:pPr>
+      <w:r>
+        <w:rPr>
+          <w:rFonts w:hint="eastAsia"/>
+          <w:lang w:eastAsia="zh-CN"/>
+        </w:rPr>
+        <w:t>整合规范6.0</w:t>
+      </w:r>
+      <w:r>
+        <w:rPr>
+          <w:rFonts w:hint="default"/>
+        </w:rPr>
+        <w:t xml:space="preserve">强调，中国或国际权威指南认可的证据等级（如1A、2B、A、B、C）应保留，而其他等级（如1+++）应删除 。 </w:t>
+      </w:r>
+    </w:p>
+    <w:p>
+      <w:pPr>
+        <w:rPr>
+          <w:rFonts w:hint="default"/>
+        </w:rPr>
+      </w:pPr>
+      <w:r>
+        <w:rPr>
+          <w:rFonts w:hint="eastAsia"/>
+          <w:lang w:eastAsia="zh-CN"/>
+        </w:rPr>
+        <w:t>整合规范6.0</w:t>
+      </w:r>
+      <w:r>
+        <w:rPr>
+          <w:rFonts w:hint="default"/>
+        </w:rPr>
+        <w:t xml:space="preserve">特别指出“推荐意见尽量不要单独列一行”，应直接放在标题下作为总结语句，不建议作为小标题 。您提供的内容遗漏了上述具体的排版操作细节。 </w:t>
+      </w:r>
+    </w:p>
+    <w:p>
+      <w:pPr>
+        <w:rPr>
+          <w:rFonts w:hint="default"/>
+        </w:rPr>
+      </w:pPr>
+    </w:p>
+    <w:p>
+      <w:pPr>
+        <w:rPr>
+          <w:rFonts w:hint="default"/>
+        </w:rPr>
+      </w:pPr>
+      <w:r>
+        <w:rPr>
+          <w:rFonts w:hint="default"/>
+        </w:rPr>
+        <w:t>3. 缺失“链接与锚点”操作规范</w:t>
+      </w:r>
+    </w:p>
+    <w:p>
+      <w:pPr>
+        <w:rPr>
+          <w:rFonts w:hint="default"/>
+        </w:rPr>
+      </w:pPr>
+      <w:r>
+        <w:rPr>
+          <w:rFonts w:hint="eastAsia"/>
+          <w:lang w:eastAsia="zh-CN"/>
+        </w:rPr>
+        <w:t>整合规范6.0</w:t>
+      </w:r>
+      <w:r>
+        <w:rPr>
+          <w:rFonts w:hint="default"/>
+        </w:rPr>
+        <w:t xml:space="preserve">详细说明了“上下文锚点”的定义和操作，要求在词条不同字段存在关联时，使用“详见「上文」/「下文」”的固定语句进行跳转锚定 。您提供的内容完全没有提及锚点和内部链接。 </w:t>
+      </w:r>
+    </w:p>
+    <w:p>
+      <w:pPr>
+        <w:rPr>
+          <w:rFonts w:hint="default"/>
+        </w:rPr>
+      </w:pPr>
+    </w:p>
+    <w:p>
+      <w:pPr>
+        <w:rPr>
+          <w:rFonts w:hint="default"/>
+          <w:color w:val="0000FF"/>
+        </w:rPr>
+      </w:pPr>
+      <w:r>
+        <w:rPr>
+          <w:rFonts w:hint="default"/>
+          <w:color w:val="0000FF"/>
+        </w:rPr>
+        <w:t>4. 缺失排版与标点符号细节（空格与序号）</w:t>
+      </w:r>
+    </w:p>
+    <w:p>
+      <w:pPr>
+        <w:rPr>
+          <w:rFonts w:hint="default"/>
+        </w:rPr>
+      </w:pPr>
+      <w:r>
+        <w:rPr>
+          <w:rFonts w:hint="default"/>
+        </w:rPr>
+        <w:t>空格处理：</w:t>
+      </w:r>
+      <w:r>
+        <w:rPr>
+          <w:rFonts w:hint="eastAsia"/>
+          <w:lang w:eastAsia="zh-CN"/>
+        </w:rPr>
+        <w:t>整合规范6.0</w:t>
+      </w:r>
+      <w:r>
+        <w:rPr>
+          <w:rFonts w:hint="default"/>
+        </w:rPr>
+        <w:t xml:space="preserve">要求在数字和单位、中文和数字、中文和英文之间保留一个空格（如 300 mg） 。同时列举了明确的例外情况，要求删除基因型（如 FAB-AML-M3）、推荐等级（如 ⅠA）、FEV1以及百分比（如 94%）之间的多余空格 。 </w:t>
+      </w:r>
+    </w:p>
+    <w:p>
+      <w:pPr>
+        <w:rPr>
+          <w:rFonts w:hint="default"/>
+        </w:rPr>
+      </w:pPr>
+      <w:r>
+        <w:rPr>
+          <w:rFonts w:hint="default"/>
+        </w:rPr>
+        <w:t>标题序号：</w:t>
+      </w:r>
+      <w:r>
+        <w:rPr>
+          <w:rFonts w:hint="eastAsia"/>
+          <w:lang w:eastAsia="zh-CN"/>
+        </w:rPr>
+        <w:t>整合规范6.0</w:t>
+      </w:r>
+      <w:r>
+        <w:rPr>
+          <w:rFonts w:hint="default"/>
+        </w:rPr>
+        <w:t xml:space="preserve">规定了严格的层级序号选择顺序：“一、（一）1、（1）1）① a. I.” 。您提供的内容缺失了这一层级标准。 </w:t>
+      </w:r>
+    </w:p>
+    <w:p>
+      <w:pPr>
+        <w:rPr>
+          <w:rFonts w:hint="default"/>
+        </w:rPr>
+      </w:pPr>
+    </w:p>
+    <w:p>
+      <w:pPr>
+        <w:rPr>
+          <w:rFonts w:hint="default"/>
+        </w:rPr>
+      </w:pPr>
+      <w:r>
+        <w:rPr>
+          <w:rFonts w:hint="default"/>
+        </w:rPr>
+        <w:t>三、 额外附加的冗余信息</w:t>
+      </w:r>
+    </w:p>
+    <w:p>
+      <w:pPr>
+        <w:rPr>
+          <w:rFonts w:hint="default"/>
+        </w:rPr>
+      </w:pPr>
+      <w:r>
+        <w:rPr>
+          <w:rFonts w:hint="default"/>
+        </w:rPr>
+        <w:t>1. 凭空多出的“参考信息源评估标准”</w:t>
+      </w:r>
+    </w:p>
+    <w:p>
+      <w:pPr>
+        <w:rPr>
+          <w:rFonts w:hint="default"/>
+        </w:rPr>
+      </w:pPr>
+      <w:r>
+        <w:rPr>
+          <w:rFonts w:hint="default"/>
+        </w:rPr>
+        <w:t>您在提示词中提供了整个 BUILTIN_REF_EVAL_STANDARD 模块（包含权威性、证据等级、时效性、全面性等详细的评级标准如“强烈推荐”、“推荐”、“可用”等分级）。</w:t>
+      </w:r>
+    </w:p>
+    <w:p>
+      <w:pPr>
+        <w:rPr>
+          <w:rFonts w:hint="default"/>
+        </w:rPr>
+      </w:pPr>
+      <w:r>
+        <w:rPr>
+          <w:rFonts w:hint="default"/>
+        </w:rPr>
+        <w:t>比对结果：</w:t>
+      </w:r>
+      <w:r>
+        <w:rPr>
+          <w:rFonts w:hint="eastAsia"/>
+          <w:lang w:eastAsia="zh-CN"/>
+        </w:rPr>
+        <w:t>整合规范6.0</w:t>
+      </w:r>
+      <w:r>
+        <w:rPr>
+          <w:rFonts w:hint="default"/>
+        </w:rPr>
+        <w:t>与</w:t>
+      </w:r>
       <w:r>
         <w:rPr>
           <w:rFonts w:hint="eastAsia"/>
